--- a/ATIVIDADE_PORTAS_LOGICAS.docx
+++ b/ATIVIDADE_PORTAS_LOGICAS.docx
@@ -188,6 +188,35 @@
           <w:lang w:val="pt-BR"/>
         </w:rPr>
       </w:pPr>
+      <w:r>
+        <w:rPr>
+          <w:lang w:val="pt-BR"/>
+        </w:rPr>
+        <w:t xml:space="preserve">Acesse em: </w:t>
+      </w:r>
+      <w:hyperlink r:id="rId6" w:history="1">
+        <w:r>
+          <w:rPr>
+            <w:rStyle w:val="Hyperlink"/>
+            <w:lang w:val="pt-BR"/>
+          </w:rPr>
+          <w:t>https://evandrolimabarbosa.github.io/Por</w:t>
+        </w:r>
+        <w:r>
+          <w:rPr>
+            <w:rStyle w:val="Hyperlink"/>
+            <w:lang w:val="pt-BR"/>
+          </w:rPr>
+          <w:t>t</w:t>
+        </w:r>
+        <w:r>
+          <w:rPr>
+            <w:rStyle w:val="Hyperlink"/>
+            <w:lang w:val="pt-BR"/>
+          </w:rPr>
+          <w:t>asMagicas/</w:t>
+        </w:r>
+      </w:hyperlink>
     </w:p>
     <w:p>
       <w:pPr>
@@ -462,7 +491,17 @@
           <w:shd w:val="clear" w:color="auto" w:fill="F3F0E8"/>
           <w:lang w:val="pt-BR"/>
         </w:rPr>
-        <w:t xml:space="preserve">  { </w:t>
+        <w:t xml:space="preserve">  </w:t>
+      </w:r>
+      <w:proofErr w:type="gramStart"/>
+      <w:r>
+        <w:rPr>
+          <w:rFonts w:ascii="Consolas" w:hAnsi="Consolas"/>
+          <w:sz w:val="17"/>
+          <w:shd w:val="clear" w:color="auto" w:fill="F3F0E8"/>
+          <w:lang w:val="pt-BR"/>
+        </w:rPr>
+        <w:t xml:space="preserve">{ </w:t>
       </w:r>
       <w:proofErr w:type="spellStart"/>
       <w:r>
@@ -475,14 +514,25 @@
         <w:t>key</w:t>
       </w:r>
       <w:proofErr w:type="spellEnd"/>
-      <w:r>
-        <w:rPr>
-          <w:rFonts w:ascii="Consolas" w:hAnsi="Consolas"/>
-          <w:sz w:val="17"/>
-          <w:shd w:val="clear" w:color="auto" w:fill="F3F0E8"/>
-          <w:lang w:val="pt-BR"/>
-        </w:rPr>
-        <w:t xml:space="preserve">: 'AND',  </w:t>
+      <w:proofErr w:type="gramEnd"/>
+      <w:r>
+        <w:rPr>
+          <w:rFonts w:ascii="Consolas" w:hAnsi="Consolas"/>
+          <w:sz w:val="17"/>
+          <w:shd w:val="clear" w:color="auto" w:fill="F3F0E8"/>
+          <w:lang w:val="pt-BR"/>
+        </w:rPr>
+        <w:t>: 'AND</w:t>
+      </w:r>
+      <w:proofErr w:type="gramStart"/>
+      <w:r>
+        <w:rPr>
+          <w:rFonts w:ascii="Consolas" w:hAnsi="Consolas"/>
+          <w:sz w:val="17"/>
+          <w:shd w:val="clear" w:color="auto" w:fill="F3F0E8"/>
+          <w:lang w:val="pt-BR"/>
+        </w:rPr>
+        <w:t xml:space="preserve">',  </w:t>
       </w:r>
       <w:proofErr w:type="spellStart"/>
       <w:r>
@@ -495,14 +545,25 @@
         <w:t>sym</w:t>
       </w:r>
       <w:proofErr w:type="spellEnd"/>
-      <w:r>
-        <w:rPr>
-          <w:rFonts w:ascii="Consolas" w:hAnsi="Consolas"/>
-          <w:sz w:val="17"/>
-          <w:shd w:val="clear" w:color="auto" w:fill="F3F0E8"/>
-          <w:lang w:val="pt-BR"/>
-        </w:rPr>
-        <w:t xml:space="preserve">: '·',  </w:t>
+      <w:proofErr w:type="gramEnd"/>
+      <w:r>
+        <w:rPr>
+          <w:rFonts w:ascii="Consolas" w:hAnsi="Consolas"/>
+          <w:sz w:val="17"/>
+          <w:shd w:val="clear" w:color="auto" w:fill="F3F0E8"/>
+          <w:lang w:val="pt-BR"/>
+        </w:rPr>
+        <w:t>: '·</w:t>
+      </w:r>
+      <w:proofErr w:type="gramStart"/>
+      <w:r>
+        <w:rPr>
+          <w:rFonts w:ascii="Consolas" w:hAnsi="Consolas"/>
+          <w:sz w:val="17"/>
+          <w:shd w:val="clear" w:color="auto" w:fill="F3F0E8"/>
+          <w:lang w:val="pt-BR"/>
+        </w:rPr>
+        <w:t xml:space="preserve">',  </w:t>
       </w:r>
       <w:proofErr w:type="spellStart"/>
       <w:r>
@@ -515,14 +576,35 @@
         <w:t>tag</w:t>
       </w:r>
       <w:proofErr w:type="spellEnd"/>
-      <w:r>
-        <w:rPr>
-          <w:rFonts w:ascii="Consolas" w:hAnsi="Consolas"/>
-          <w:sz w:val="17"/>
-          <w:shd w:val="clear" w:color="auto" w:fill="F3F0E8"/>
-          <w:lang w:val="pt-BR"/>
-        </w:rPr>
-        <w:t xml:space="preserve">: 'E',            </w:t>
+      <w:proofErr w:type="gramEnd"/>
+      <w:r>
+        <w:rPr>
+          <w:rFonts w:ascii="Consolas" w:hAnsi="Consolas"/>
+          <w:sz w:val="17"/>
+          <w:shd w:val="clear" w:color="auto" w:fill="F3F0E8"/>
+          <w:lang w:val="pt-BR"/>
+        </w:rPr>
+        <w:t>: 'E</w:t>
+      </w:r>
+      <w:proofErr w:type="gramStart"/>
+      <w:r>
+        <w:rPr>
+          <w:rFonts w:ascii="Consolas" w:hAnsi="Consolas"/>
+          <w:sz w:val="17"/>
+          <w:shd w:val="clear" w:color="auto" w:fill="F3F0E8"/>
+          <w:lang w:val="pt-BR"/>
+        </w:rPr>
+        <w:t xml:space="preserve">',   </w:t>
+      </w:r>
+      <w:proofErr w:type="gramEnd"/>
+      <w:r>
+        <w:rPr>
+          <w:rFonts w:ascii="Consolas" w:hAnsi="Consolas"/>
+          <w:sz w:val="17"/>
+          <w:shd w:val="clear" w:color="auto" w:fill="F3F0E8"/>
+          <w:lang w:val="pt-BR"/>
+        </w:rPr>
+        <w:t xml:space="preserve">         </w:t>
       </w:r>
       <w:proofErr w:type="spellStart"/>
       <w:r>
@@ -542,7 +624,27 @@
           <w:shd w:val="clear" w:color="auto" w:fill="F3F0E8"/>
           <w:lang w:val="pt-BR"/>
         </w:rPr>
-        <w:t>: 'Ativa quando A e B estão ativos.' },</w:t>
+        <w:t>: 'Ativa quando A e B estão ativos.</w:t>
+      </w:r>
+      <w:proofErr w:type="gramStart"/>
+      <w:r>
+        <w:rPr>
+          <w:rFonts w:ascii="Consolas" w:hAnsi="Consolas"/>
+          <w:sz w:val="17"/>
+          <w:shd w:val="clear" w:color="auto" w:fill="F3F0E8"/>
+          <w:lang w:val="pt-BR"/>
+        </w:rPr>
+        <w:t>' }</w:t>
+      </w:r>
+      <w:proofErr w:type="gramEnd"/>
+      <w:r>
+        <w:rPr>
+          <w:rFonts w:ascii="Consolas" w:hAnsi="Consolas"/>
+          <w:sz w:val="17"/>
+          <w:shd w:val="clear" w:color="auto" w:fill="F3F0E8"/>
+          <w:lang w:val="pt-BR"/>
+        </w:rPr>
+        <w:t>,</w:t>
       </w:r>
     </w:p>
     <w:p>
@@ -560,7 +662,17 @@
           <w:shd w:val="clear" w:color="auto" w:fill="F3F0E8"/>
           <w:lang w:val="pt-BR"/>
         </w:rPr>
-        <w:t xml:space="preserve">  { </w:t>
+        <w:t xml:space="preserve">  </w:t>
+      </w:r>
+      <w:proofErr w:type="gramStart"/>
+      <w:r>
+        <w:rPr>
+          <w:rFonts w:ascii="Consolas" w:hAnsi="Consolas"/>
+          <w:sz w:val="17"/>
+          <w:shd w:val="clear" w:color="auto" w:fill="F3F0E8"/>
+          <w:lang w:val="pt-BR"/>
+        </w:rPr>
+        <w:t xml:space="preserve">{ </w:t>
       </w:r>
       <w:proofErr w:type="spellStart"/>
       <w:r>
@@ -573,16 +685,28 @@
         <w:t>key</w:t>
       </w:r>
       <w:proofErr w:type="spellEnd"/>
-      <w:r>
-        <w:rPr>
-          <w:rFonts w:ascii="Consolas" w:hAnsi="Consolas"/>
-          <w:sz w:val="17"/>
-          <w:shd w:val="clear" w:color="auto" w:fill="F3F0E8"/>
-          <w:lang w:val="pt-BR"/>
-        </w:rPr>
-        <w:t xml:space="preserve">: 'OR',   </w:t>
+      <w:proofErr w:type="gramEnd"/>
+      <w:r>
+        <w:rPr>
+          <w:rFonts w:ascii="Consolas" w:hAnsi="Consolas"/>
+          <w:sz w:val="17"/>
+          <w:shd w:val="clear" w:color="auto" w:fill="F3F0E8"/>
+          <w:lang w:val="pt-BR"/>
+        </w:rPr>
+        <w:t>: 'OR</w:t>
+      </w:r>
+      <w:proofErr w:type="gramStart"/>
+      <w:r>
+        <w:rPr>
+          <w:rFonts w:ascii="Consolas" w:hAnsi="Consolas"/>
+          <w:sz w:val="17"/>
+          <w:shd w:val="clear" w:color="auto" w:fill="F3F0E8"/>
+          <w:lang w:val="pt-BR"/>
+        </w:rPr>
+        <w:t xml:space="preserve">',   </w:t>
       </w:r>
       <w:proofErr w:type="spellStart"/>
+      <w:proofErr w:type="gramEnd"/>
       <w:r>
         <w:rPr>
           <w:rFonts w:ascii="Consolas" w:hAnsi="Consolas"/>
@@ -600,7 +724,17 @@
           <w:shd w:val="clear" w:color="auto" w:fill="F3F0E8"/>
           <w:lang w:val="pt-BR"/>
         </w:rPr>
-        <w:t xml:space="preserve">: '+',  </w:t>
+        <w:t>: '+</w:t>
+      </w:r>
+      <w:proofErr w:type="gramStart"/>
+      <w:r>
+        <w:rPr>
+          <w:rFonts w:ascii="Consolas" w:hAnsi="Consolas"/>
+          <w:sz w:val="17"/>
+          <w:shd w:val="clear" w:color="auto" w:fill="F3F0E8"/>
+          <w:lang w:val="pt-BR"/>
+        </w:rPr>
+        <w:t xml:space="preserve">',  </w:t>
       </w:r>
       <w:proofErr w:type="spellStart"/>
       <w:r>
@@ -613,14 +747,35 @@
         <w:t>tag</w:t>
       </w:r>
       <w:proofErr w:type="spellEnd"/>
-      <w:r>
-        <w:rPr>
-          <w:rFonts w:ascii="Consolas" w:hAnsi="Consolas"/>
-          <w:sz w:val="17"/>
-          <w:shd w:val="clear" w:color="auto" w:fill="F3F0E8"/>
-          <w:lang w:val="pt-BR"/>
-        </w:rPr>
-        <w:t xml:space="preserve">: 'OU',           </w:t>
+      <w:proofErr w:type="gramEnd"/>
+      <w:r>
+        <w:rPr>
+          <w:rFonts w:ascii="Consolas" w:hAnsi="Consolas"/>
+          <w:sz w:val="17"/>
+          <w:shd w:val="clear" w:color="auto" w:fill="F3F0E8"/>
+          <w:lang w:val="pt-BR"/>
+        </w:rPr>
+        <w:t>: 'OU</w:t>
+      </w:r>
+      <w:proofErr w:type="gramStart"/>
+      <w:r>
+        <w:rPr>
+          <w:rFonts w:ascii="Consolas" w:hAnsi="Consolas"/>
+          <w:sz w:val="17"/>
+          <w:shd w:val="clear" w:color="auto" w:fill="F3F0E8"/>
+          <w:lang w:val="pt-BR"/>
+        </w:rPr>
+        <w:t xml:space="preserve">',   </w:t>
+      </w:r>
+      <w:proofErr w:type="gramEnd"/>
+      <w:r>
+        <w:rPr>
+          <w:rFonts w:ascii="Consolas" w:hAnsi="Consolas"/>
+          <w:sz w:val="17"/>
+          <w:shd w:val="clear" w:color="auto" w:fill="F3F0E8"/>
+          <w:lang w:val="pt-BR"/>
+        </w:rPr>
+        <w:t xml:space="preserve">        </w:t>
       </w:r>
       <w:proofErr w:type="spellStart"/>
       <w:r>
@@ -640,7 +795,27 @@
           <w:shd w:val="clear" w:color="auto" w:fill="F3F0E8"/>
           <w:lang w:val="pt-BR"/>
         </w:rPr>
-        <w:t>: 'Ativa quando A ou B (ou ambos) está ativo.' },</w:t>
+        <w:t>: 'Ativa quando A ou B (ou ambos) está ativo.</w:t>
+      </w:r>
+      <w:proofErr w:type="gramStart"/>
+      <w:r>
+        <w:rPr>
+          <w:rFonts w:ascii="Consolas" w:hAnsi="Consolas"/>
+          <w:sz w:val="17"/>
+          <w:shd w:val="clear" w:color="auto" w:fill="F3F0E8"/>
+          <w:lang w:val="pt-BR"/>
+        </w:rPr>
+        <w:t>' }</w:t>
+      </w:r>
+      <w:proofErr w:type="gramEnd"/>
+      <w:r>
+        <w:rPr>
+          <w:rFonts w:ascii="Consolas" w:hAnsi="Consolas"/>
+          <w:sz w:val="17"/>
+          <w:shd w:val="clear" w:color="auto" w:fill="F3F0E8"/>
+          <w:lang w:val="pt-BR"/>
+        </w:rPr>
+        <w:t>,</w:t>
       </w:r>
     </w:p>
     <w:p>
@@ -658,7 +833,17 @@
           <w:shd w:val="clear" w:color="auto" w:fill="F3F0E8"/>
           <w:lang w:val="pt-BR"/>
         </w:rPr>
-        <w:t xml:space="preserve">  { </w:t>
+        <w:t xml:space="preserve">  </w:t>
+      </w:r>
+      <w:proofErr w:type="gramStart"/>
+      <w:r>
+        <w:rPr>
+          <w:rFonts w:ascii="Consolas" w:hAnsi="Consolas"/>
+          <w:sz w:val="17"/>
+          <w:shd w:val="clear" w:color="auto" w:fill="F3F0E8"/>
+          <w:lang w:val="pt-BR"/>
+        </w:rPr>
+        <w:t xml:space="preserve">{ </w:t>
       </w:r>
       <w:proofErr w:type="spellStart"/>
       <w:r>
@@ -671,14 +856,25 @@
         <w:t>key</w:t>
       </w:r>
       <w:proofErr w:type="spellEnd"/>
-      <w:r>
-        <w:rPr>
-          <w:rFonts w:ascii="Consolas" w:hAnsi="Consolas"/>
-          <w:sz w:val="17"/>
-          <w:shd w:val="clear" w:color="auto" w:fill="F3F0E8"/>
-          <w:lang w:val="pt-BR"/>
-        </w:rPr>
-        <w:t xml:space="preserve">: 'XOR',  </w:t>
+      <w:proofErr w:type="gramEnd"/>
+      <w:r>
+        <w:rPr>
+          <w:rFonts w:ascii="Consolas" w:hAnsi="Consolas"/>
+          <w:sz w:val="17"/>
+          <w:shd w:val="clear" w:color="auto" w:fill="F3F0E8"/>
+          <w:lang w:val="pt-BR"/>
+        </w:rPr>
+        <w:t>: 'XOR</w:t>
+      </w:r>
+      <w:proofErr w:type="gramStart"/>
+      <w:r>
+        <w:rPr>
+          <w:rFonts w:ascii="Consolas" w:hAnsi="Consolas"/>
+          <w:sz w:val="17"/>
+          <w:shd w:val="clear" w:color="auto" w:fill="F3F0E8"/>
+          <w:lang w:val="pt-BR"/>
+        </w:rPr>
+        <w:t xml:space="preserve">',  </w:t>
       </w:r>
       <w:proofErr w:type="spellStart"/>
       <w:r>
@@ -691,14 +887,25 @@
         <w:t>sym</w:t>
       </w:r>
       <w:proofErr w:type="spellEnd"/>
-      <w:r>
-        <w:rPr>
-          <w:rFonts w:ascii="Consolas" w:hAnsi="Consolas"/>
-          <w:sz w:val="17"/>
-          <w:shd w:val="clear" w:color="auto" w:fill="F3F0E8"/>
-          <w:lang w:val="pt-BR"/>
-        </w:rPr>
-        <w:t xml:space="preserve">: '⊕',  </w:t>
+      <w:proofErr w:type="gramEnd"/>
+      <w:r>
+        <w:rPr>
+          <w:rFonts w:ascii="Consolas" w:hAnsi="Consolas"/>
+          <w:sz w:val="17"/>
+          <w:shd w:val="clear" w:color="auto" w:fill="F3F0E8"/>
+          <w:lang w:val="pt-BR"/>
+        </w:rPr>
+        <w:t>: '⊕</w:t>
+      </w:r>
+      <w:proofErr w:type="gramStart"/>
+      <w:r>
+        <w:rPr>
+          <w:rFonts w:ascii="Consolas" w:hAnsi="Consolas"/>
+          <w:sz w:val="17"/>
+          <w:shd w:val="clear" w:color="auto" w:fill="F3F0E8"/>
+          <w:lang w:val="pt-BR"/>
+        </w:rPr>
+        <w:t xml:space="preserve">',  </w:t>
       </w:r>
       <w:proofErr w:type="spellStart"/>
       <w:r>
@@ -711,6 +918,7 @@
         <w:t>tag</w:t>
       </w:r>
       <w:proofErr w:type="spellEnd"/>
+      <w:proofErr w:type="gramEnd"/>
       <w:r>
         <w:rPr>
           <w:rFonts w:ascii="Consolas" w:hAnsi="Consolas"/>
@@ -738,7 +946,27 @@
           <w:shd w:val="clear" w:color="auto" w:fill="F3F0E8"/>
           <w:lang w:val="pt-BR"/>
         </w:rPr>
-        <w:t>: 'Ativa quando exatamente um está ativo.' },</w:t>
+        <w:t>: 'Ativa quando exatamente um está ativo.</w:t>
+      </w:r>
+      <w:proofErr w:type="gramStart"/>
+      <w:r>
+        <w:rPr>
+          <w:rFonts w:ascii="Consolas" w:hAnsi="Consolas"/>
+          <w:sz w:val="17"/>
+          <w:shd w:val="clear" w:color="auto" w:fill="F3F0E8"/>
+          <w:lang w:val="pt-BR"/>
+        </w:rPr>
+        <w:t>' }</w:t>
+      </w:r>
+      <w:proofErr w:type="gramEnd"/>
+      <w:r>
+        <w:rPr>
+          <w:rFonts w:ascii="Consolas" w:hAnsi="Consolas"/>
+          <w:sz w:val="17"/>
+          <w:shd w:val="clear" w:color="auto" w:fill="F3F0E8"/>
+          <w:lang w:val="pt-BR"/>
+        </w:rPr>
+        <w:t>,</w:t>
       </w:r>
     </w:p>
     <w:p>
@@ -756,7 +984,17 @@
           <w:shd w:val="clear" w:color="auto" w:fill="F3F0E8"/>
           <w:lang w:val="pt-BR"/>
         </w:rPr>
-        <w:t xml:space="preserve">  { </w:t>
+        <w:t xml:space="preserve">  </w:t>
+      </w:r>
+      <w:proofErr w:type="gramStart"/>
+      <w:r>
+        <w:rPr>
+          <w:rFonts w:ascii="Consolas" w:hAnsi="Consolas"/>
+          <w:sz w:val="17"/>
+          <w:shd w:val="clear" w:color="auto" w:fill="F3F0E8"/>
+          <w:lang w:val="pt-BR"/>
+        </w:rPr>
+        <w:t xml:space="preserve">{ </w:t>
       </w:r>
       <w:proofErr w:type="spellStart"/>
       <w:r>
@@ -769,14 +1007,25 @@
         <w:t>key</w:t>
       </w:r>
       <w:proofErr w:type="spellEnd"/>
-      <w:r>
-        <w:rPr>
-          <w:rFonts w:ascii="Consolas" w:hAnsi="Consolas"/>
-          <w:sz w:val="17"/>
-          <w:shd w:val="clear" w:color="auto" w:fill="F3F0E8"/>
-          <w:lang w:val="pt-BR"/>
-        </w:rPr>
-        <w:t xml:space="preserve">: 'NOT',  </w:t>
+      <w:proofErr w:type="gramEnd"/>
+      <w:r>
+        <w:rPr>
+          <w:rFonts w:ascii="Consolas" w:hAnsi="Consolas"/>
+          <w:sz w:val="17"/>
+          <w:shd w:val="clear" w:color="auto" w:fill="F3F0E8"/>
+          <w:lang w:val="pt-BR"/>
+        </w:rPr>
+        <w:t>: 'NOT</w:t>
+      </w:r>
+      <w:proofErr w:type="gramStart"/>
+      <w:r>
+        <w:rPr>
+          <w:rFonts w:ascii="Consolas" w:hAnsi="Consolas"/>
+          <w:sz w:val="17"/>
+          <w:shd w:val="clear" w:color="auto" w:fill="F3F0E8"/>
+          <w:lang w:val="pt-BR"/>
+        </w:rPr>
+        <w:t xml:space="preserve">',  </w:t>
       </w:r>
       <w:proofErr w:type="spellStart"/>
       <w:r>
@@ -789,14 +1038,25 @@
         <w:t>sym</w:t>
       </w:r>
       <w:proofErr w:type="spellEnd"/>
-      <w:r>
-        <w:rPr>
-          <w:rFonts w:ascii="Consolas" w:hAnsi="Consolas"/>
-          <w:sz w:val="17"/>
-          <w:shd w:val="clear" w:color="auto" w:fill="F3F0E8"/>
-          <w:lang w:val="pt-BR"/>
-        </w:rPr>
-        <w:t xml:space="preserve">: '¬',  </w:t>
+      <w:proofErr w:type="gramEnd"/>
+      <w:r>
+        <w:rPr>
+          <w:rFonts w:ascii="Consolas" w:hAnsi="Consolas"/>
+          <w:sz w:val="17"/>
+          <w:shd w:val="clear" w:color="auto" w:fill="F3F0E8"/>
+          <w:lang w:val="pt-BR"/>
+        </w:rPr>
+        <w:t>: '¬</w:t>
+      </w:r>
+      <w:proofErr w:type="gramStart"/>
+      <w:r>
+        <w:rPr>
+          <w:rFonts w:ascii="Consolas" w:hAnsi="Consolas"/>
+          <w:sz w:val="17"/>
+          <w:shd w:val="clear" w:color="auto" w:fill="F3F0E8"/>
+          <w:lang w:val="pt-BR"/>
+        </w:rPr>
+        <w:t xml:space="preserve">',  </w:t>
       </w:r>
       <w:proofErr w:type="spellStart"/>
       <w:r>
@@ -809,14 +1069,35 @@
         <w:t>tag</w:t>
       </w:r>
       <w:proofErr w:type="spellEnd"/>
-      <w:r>
-        <w:rPr>
-          <w:rFonts w:ascii="Consolas" w:hAnsi="Consolas"/>
-          <w:sz w:val="17"/>
-          <w:shd w:val="clear" w:color="auto" w:fill="F3F0E8"/>
-          <w:lang w:val="pt-BR"/>
-        </w:rPr>
-        <w:t xml:space="preserve">: 'Inversor',     </w:t>
+      <w:proofErr w:type="gramEnd"/>
+      <w:r>
+        <w:rPr>
+          <w:rFonts w:ascii="Consolas" w:hAnsi="Consolas"/>
+          <w:sz w:val="17"/>
+          <w:shd w:val="clear" w:color="auto" w:fill="F3F0E8"/>
+          <w:lang w:val="pt-BR"/>
+        </w:rPr>
+        <w:t>: 'Inversor</w:t>
+      </w:r>
+      <w:proofErr w:type="gramStart"/>
+      <w:r>
+        <w:rPr>
+          <w:rFonts w:ascii="Consolas" w:hAnsi="Consolas"/>
+          <w:sz w:val="17"/>
+          <w:shd w:val="clear" w:color="auto" w:fill="F3F0E8"/>
+          <w:lang w:val="pt-BR"/>
+        </w:rPr>
+        <w:t xml:space="preserve">',   </w:t>
+      </w:r>
+      <w:proofErr w:type="gramEnd"/>
+      <w:r>
+        <w:rPr>
+          <w:rFonts w:ascii="Consolas" w:hAnsi="Consolas"/>
+          <w:sz w:val="17"/>
+          <w:shd w:val="clear" w:color="auto" w:fill="F3F0E8"/>
+          <w:lang w:val="pt-BR"/>
+        </w:rPr>
+        <w:t xml:space="preserve">  </w:t>
       </w:r>
       <w:proofErr w:type="spellStart"/>
       <w:r>
@@ -836,7 +1117,27 @@
           <w:shd w:val="clear" w:color="auto" w:fill="F3F0E8"/>
           <w:lang w:val="pt-BR"/>
         </w:rPr>
-        <w:t>: 'Sempre o oposto do Artefato A.' },</w:t>
+        <w:t>: 'Sempre o oposto do Artefato A.</w:t>
+      </w:r>
+      <w:proofErr w:type="gramStart"/>
+      <w:r>
+        <w:rPr>
+          <w:rFonts w:ascii="Consolas" w:hAnsi="Consolas"/>
+          <w:sz w:val="17"/>
+          <w:shd w:val="clear" w:color="auto" w:fill="F3F0E8"/>
+          <w:lang w:val="pt-BR"/>
+        </w:rPr>
+        <w:t>' }</w:t>
+      </w:r>
+      <w:proofErr w:type="gramEnd"/>
+      <w:r>
+        <w:rPr>
+          <w:rFonts w:ascii="Consolas" w:hAnsi="Consolas"/>
+          <w:sz w:val="17"/>
+          <w:shd w:val="clear" w:color="auto" w:fill="F3F0E8"/>
+          <w:lang w:val="pt-BR"/>
+        </w:rPr>
+        <w:t>,</w:t>
       </w:r>
     </w:p>
     <w:p>
@@ -854,7 +1155,17 @@
           <w:shd w:val="clear" w:color="auto" w:fill="F3F0E8"/>
           <w:lang w:val="pt-BR"/>
         </w:rPr>
-        <w:t xml:space="preserve">  { </w:t>
+        <w:t xml:space="preserve">  </w:t>
+      </w:r>
+      <w:proofErr w:type="gramStart"/>
+      <w:r>
+        <w:rPr>
+          <w:rFonts w:ascii="Consolas" w:hAnsi="Consolas"/>
+          <w:sz w:val="17"/>
+          <w:shd w:val="clear" w:color="auto" w:fill="F3F0E8"/>
+          <w:lang w:val="pt-BR"/>
+        </w:rPr>
+        <w:t xml:space="preserve">{ </w:t>
       </w:r>
       <w:proofErr w:type="spellStart"/>
       <w:r>
@@ -867,6 +1178,7 @@
         <w:t>key</w:t>
       </w:r>
       <w:proofErr w:type="spellEnd"/>
+      <w:proofErr w:type="gramEnd"/>
       <w:r>
         <w:rPr>
           <w:rFonts w:ascii="Consolas" w:hAnsi="Consolas"/>
@@ -894,7 +1206,17 @@
           <w:shd w:val="clear" w:color="auto" w:fill="F3F0E8"/>
           <w:lang w:val="pt-BR"/>
         </w:rPr>
-        <w:t xml:space="preserve">: '⊼',  </w:t>
+        <w:t>: '⊼</w:t>
+      </w:r>
+      <w:proofErr w:type="gramStart"/>
+      <w:r>
+        <w:rPr>
+          <w:rFonts w:ascii="Consolas" w:hAnsi="Consolas"/>
+          <w:sz w:val="17"/>
+          <w:shd w:val="clear" w:color="auto" w:fill="F3F0E8"/>
+          <w:lang w:val="pt-BR"/>
+        </w:rPr>
+        <w:t xml:space="preserve">',  </w:t>
       </w:r>
       <w:proofErr w:type="spellStart"/>
       <w:r>
@@ -907,14 +1229,35 @@
         <w:t>tag</w:t>
       </w:r>
       <w:proofErr w:type="spellEnd"/>
-      <w:r>
-        <w:rPr>
-          <w:rFonts w:ascii="Consolas" w:hAnsi="Consolas"/>
-          <w:sz w:val="17"/>
-          <w:shd w:val="clear" w:color="auto" w:fill="F3F0E8"/>
-          <w:lang w:val="pt-BR"/>
-        </w:rPr>
-        <w:t xml:space="preserve">: 'NÃO E',        </w:t>
+      <w:proofErr w:type="gramEnd"/>
+      <w:r>
+        <w:rPr>
+          <w:rFonts w:ascii="Consolas" w:hAnsi="Consolas"/>
+          <w:sz w:val="17"/>
+          <w:shd w:val="clear" w:color="auto" w:fill="F3F0E8"/>
+          <w:lang w:val="pt-BR"/>
+        </w:rPr>
+        <w:t>: 'NÃO E</w:t>
+      </w:r>
+      <w:proofErr w:type="gramStart"/>
+      <w:r>
+        <w:rPr>
+          <w:rFonts w:ascii="Consolas" w:hAnsi="Consolas"/>
+          <w:sz w:val="17"/>
+          <w:shd w:val="clear" w:color="auto" w:fill="F3F0E8"/>
+          <w:lang w:val="pt-BR"/>
+        </w:rPr>
+        <w:t xml:space="preserve">',   </w:t>
+      </w:r>
+      <w:proofErr w:type="gramEnd"/>
+      <w:r>
+        <w:rPr>
+          <w:rFonts w:ascii="Consolas" w:hAnsi="Consolas"/>
+          <w:sz w:val="17"/>
+          <w:shd w:val="clear" w:color="auto" w:fill="F3F0E8"/>
+          <w:lang w:val="pt-BR"/>
+        </w:rPr>
+        <w:t xml:space="preserve">     </w:t>
       </w:r>
       <w:proofErr w:type="spellStart"/>
       <w:r>
@@ -934,7 +1277,47 @@
           <w:shd w:val="clear" w:color="auto" w:fill="F3F0E8"/>
           <w:lang w:val="pt-BR"/>
         </w:rPr>
-        <w:t>: 'O oposto do AND. Falha só com ambos ativos.' },</w:t>
+        <w:t xml:space="preserve">: 'O oposto do AND. Falha só com </w:t>
+      </w:r>
+      <w:proofErr w:type="gramStart"/>
+      <w:r>
+        <w:rPr>
+          <w:rFonts w:ascii="Consolas" w:hAnsi="Consolas"/>
+          <w:sz w:val="17"/>
+          <w:shd w:val="clear" w:color="auto" w:fill="F3F0E8"/>
+          <w:lang w:val="pt-BR"/>
+        </w:rPr>
+        <w:t>ambos ativos</w:t>
+      </w:r>
+      <w:proofErr w:type="gramEnd"/>
+      <w:r>
+        <w:rPr>
+          <w:rFonts w:ascii="Consolas" w:hAnsi="Consolas"/>
+          <w:sz w:val="17"/>
+          <w:shd w:val="clear" w:color="auto" w:fill="F3F0E8"/>
+          <w:lang w:val="pt-BR"/>
+        </w:rPr>
+        <w:t>.</w:t>
+      </w:r>
+      <w:proofErr w:type="gramStart"/>
+      <w:r>
+        <w:rPr>
+          <w:rFonts w:ascii="Consolas" w:hAnsi="Consolas"/>
+          <w:sz w:val="17"/>
+          <w:shd w:val="clear" w:color="auto" w:fill="F3F0E8"/>
+          <w:lang w:val="pt-BR"/>
+        </w:rPr>
+        <w:t>' }</w:t>
+      </w:r>
+      <w:proofErr w:type="gramEnd"/>
+      <w:r>
+        <w:rPr>
+          <w:rFonts w:ascii="Consolas" w:hAnsi="Consolas"/>
+          <w:sz w:val="17"/>
+          <w:shd w:val="clear" w:color="auto" w:fill="F3F0E8"/>
+          <w:lang w:val="pt-BR"/>
+        </w:rPr>
+        <w:t>,</w:t>
       </w:r>
     </w:p>
     <w:p>
@@ -952,7 +1335,17 @@
           <w:shd w:val="clear" w:color="auto" w:fill="F3F0E8"/>
           <w:lang w:val="pt-BR"/>
         </w:rPr>
-        <w:t xml:space="preserve">  { </w:t>
+        <w:t xml:space="preserve">  </w:t>
+      </w:r>
+      <w:proofErr w:type="gramStart"/>
+      <w:r>
+        <w:rPr>
+          <w:rFonts w:ascii="Consolas" w:hAnsi="Consolas"/>
+          <w:sz w:val="17"/>
+          <w:shd w:val="clear" w:color="auto" w:fill="F3F0E8"/>
+          <w:lang w:val="pt-BR"/>
+        </w:rPr>
+        <w:t xml:space="preserve">{ </w:t>
       </w:r>
       <w:proofErr w:type="spellStart"/>
       <w:r>
@@ -965,14 +1358,25 @@
         <w:t>key</w:t>
       </w:r>
       <w:proofErr w:type="spellEnd"/>
-      <w:r>
-        <w:rPr>
-          <w:rFonts w:ascii="Consolas" w:hAnsi="Consolas"/>
-          <w:sz w:val="17"/>
-          <w:shd w:val="clear" w:color="auto" w:fill="F3F0E8"/>
-          <w:lang w:val="pt-BR"/>
-        </w:rPr>
-        <w:t xml:space="preserve">: 'NOR',  </w:t>
+      <w:proofErr w:type="gramEnd"/>
+      <w:r>
+        <w:rPr>
+          <w:rFonts w:ascii="Consolas" w:hAnsi="Consolas"/>
+          <w:sz w:val="17"/>
+          <w:shd w:val="clear" w:color="auto" w:fill="F3F0E8"/>
+          <w:lang w:val="pt-BR"/>
+        </w:rPr>
+        <w:t>: 'NOR</w:t>
+      </w:r>
+      <w:proofErr w:type="gramStart"/>
+      <w:r>
+        <w:rPr>
+          <w:rFonts w:ascii="Consolas" w:hAnsi="Consolas"/>
+          <w:sz w:val="17"/>
+          <w:shd w:val="clear" w:color="auto" w:fill="F3F0E8"/>
+          <w:lang w:val="pt-BR"/>
+        </w:rPr>
+        <w:t xml:space="preserve">',  </w:t>
       </w:r>
       <w:proofErr w:type="spellStart"/>
       <w:r>
@@ -985,14 +1389,25 @@
         <w:t>sym</w:t>
       </w:r>
       <w:proofErr w:type="spellEnd"/>
-      <w:r>
-        <w:rPr>
-          <w:rFonts w:ascii="Consolas" w:hAnsi="Consolas"/>
-          <w:sz w:val="17"/>
-          <w:shd w:val="clear" w:color="auto" w:fill="F3F0E8"/>
-          <w:lang w:val="pt-BR"/>
-        </w:rPr>
-        <w:t xml:space="preserve">: '⊽',  </w:t>
+      <w:proofErr w:type="gramEnd"/>
+      <w:r>
+        <w:rPr>
+          <w:rFonts w:ascii="Consolas" w:hAnsi="Consolas"/>
+          <w:sz w:val="17"/>
+          <w:shd w:val="clear" w:color="auto" w:fill="F3F0E8"/>
+          <w:lang w:val="pt-BR"/>
+        </w:rPr>
+        <w:t>: '⊽</w:t>
+      </w:r>
+      <w:proofErr w:type="gramStart"/>
+      <w:r>
+        <w:rPr>
+          <w:rFonts w:ascii="Consolas" w:hAnsi="Consolas"/>
+          <w:sz w:val="17"/>
+          <w:shd w:val="clear" w:color="auto" w:fill="F3F0E8"/>
+          <w:lang w:val="pt-BR"/>
+        </w:rPr>
+        <w:t xml:space="preserve">',  </w:t>
       </w:r>
       <w:proofErr w:type="spellStart"/>
       <w:r>
@@ -1005,14 +1420,35 @@
         <w:t>tag</w:t>
       </w:r>
       <w:proofErr w:type="spellEnd"/>
-      <w:r>
-        <w:rPr>
-          <w:rFonts w:ascii="Consolas" w:hAnsi="Consolas"/>
-          <w:sz w:val="17"/>
-          <w:shd w:val="clear" w:color="auto" w:fill="F3F0E8"/>
-          <w:lang w:val="pt-BR"/>
-        </w:rPr>
-        <w:t xml:space="preserve">: 'NÃO OU',       </w:t>
+      <w:proofErr w:type="gramEnd"/>
+      <w:r>
+        <w:rPr>
+          <w:rFonts w:ascii="Consolas" w:hAnsi="Consolas"/>
+          <w:sz w:val="17"/>
+          <w:shd w:val="clear" w:color="auto" w:fill="F3F0E8"/>
+          <w:lang w:val="pt-BR"/>
+        </w:rPr>
+        <w:t>: 'NÃO OU</w:t>
+      </w:r>
+      <w:proofErr w:type="gramStart"/>
+      <w:r>
+        <w:rPr>
+          <w:rFonts w:ascii="Consolas" w:hAnsi="Consolas"/>
+          <w:sz w:val="17"/>
+          <w:shd w:val="clear" w:color="auto" w:fill="F3F0E8"/>
+          <w:lang w:val="pt-BR"/>
+        </w:rPr>
+        <w:t xml:space="preserve">',   </w:t>
+      </w:r>
+      <w:proofErr w:type="gramEnd"/>
+      <w:r>
+        <w:rPr>
+          <w:rFonts w:ascii="Consolas" w:hAnsi="Consolas"/>
+          <w:sz w:val="17"/>
+          <w:shd w:val="clear" w:color="auto" w:fill="F3F0E8"/>
+          <w:lang w:val="pt-BR"/>
+        </w:rPr>
+        <w:t xml:space="preserve">    </w:t>
       </w:r>
       <w:proofErr w:type="spellStart"/>
       <w:r>
@@ -1032,23 +1468,59 @@
           <w:shd w:val="clear" w:color="auto" w:fill="F3F0E8"/>
           <w:lang w:val="pt-BR"/>
         </w:rPr>
-        <w:t>: 'O oposto do OR. Ativa só com ambos inativos.' },</w:t>
+        <w:t xml:space="preserve">: 'O oposto do OR. Ativa só com </w:t>
+      </w:r>
+      <w:proofErr w:type="gramStart"/>
+      <w:r>
+        <w:rPr>
+          <w:rFonts w:ascii="Consolas" w:hAnsi="Consolas"/>
+          <w:sz w:val="17"/>
+          <w:shd w:val="clear" w:color="auto" w:fill="F3F0E8"/>
+          <w:lang w:val="pt-BR"/>
+        </w:rPr>
+        <w:t>ambos inativos</w:t>
+      </w:r>
+      <w:proofErr w:type="gramEnd"/>
+      <w:r>
+        <w:rPr>
+          <w:rFonts w:ascii="Consolas" w:hAnsi="Consolas"/>
+          <w:sz w:val="17"/>
+          <w:shd w:val="clear" w:color="auto" w:fill="F3F0E8"/>
+          <w:lang w:val="pt-BR"/>
+        </w:rPr>
+        <w:t>.</w:t>
+      </w:r>
+      <w:proofErr w:type="gramStart"/>
+      <w:r>
+        <w:rPr>
+          <w:rFonts w:ascii="Consolas" w:hAnsi="Consolas"/>
+          <w:sz w:val="17"/>
+          <w:shd w:val="clear" w:color="auto" w:fill="F3F0E8"/>
+          <w:lang w:val="pt-BR"/>
+        </w:rPr>
+        <w:t>' }</w:t>
+      </w:r>
+      <w:proofErr w:type="gramEnd"/>
+      <w:r>
+        <w:rPr>
+          <w:rFonts w:ascii="Consolas" w:hAnsi="Consolas"/>
+          <w:sz w:val="17"/>
+          <w:shd w:val="clear" w:color="auto" w:fill="F3F0E8"/>
+          <w:lang w:val="pt-BR"/>
+        </w:rPr>
+        <w:t>,</w:t>
       </w:r>
     </w:p>
     <w:p>
       <w:pPr>
         <w:spacing w:after="0"/>
         <w:ind w:left="567"/>
-        <w:rPr>
-          <w:lang w:val="pt-BR"/>
-        </w:rPr>
-      </w:pPr>
-      <w:r>
-        <w:rPr>
-          <w:rFonts w:ascii="Consolas" w:hAnsi="Consolas"/>
-          <w:sz w:val="17"/>
-          <w:shd w:val="clear" w:color="auto" w:fill="F3F0E8"/>
-          <w:lang w:val="pt-BR"/>
+      </w:pPr>
+      <w:r>
+        <w:rPr>
+          <w:rFonts w:ascii="Consolas" w:hAnsi="Consolas"/>
+          <w:sz w:val="17"/>
+          <w:shd w:val="clear" w:color="auto" w:fill="F3F0E8"/>
         </w:rPr>
         <w:t>];</w:t>
       </w:r>
@@ -1057,92 +1529,116 @@
       <w:pPr>
         <w:spacing w:after="0"/>
         <w:ind w:left="567"/>
-        <w:rPr>
-          <w:lang w:val="pt-BR"/>
-        </w:rPr>
       </w:pPr>
     </w:p>
     <w:p>
       <w:pPr>
         <w:spacing w:after="0"/>
         <w:ind w:left="567"/>
-        <w:rPr>
-          <w:lang w:val="pt-BR"/>
-        </w:rPr>
-      </w:pPr>
-      <w:proofErr w:type="spellStart"/>
-      <w:r>
-        <w:rPr>
-          <w:rFonts w:ascii="Consolas" w:hAnsi="Consolas"/>
-          <w:sz w:val="17"/>
-          <w:shd w:val="clear" w:color="auto" w:fill="F3F0E8"/>
-          <w:lang w:val="pt-BR"/>
-        </w:rPr>
-        <w:t>const</w:t>
-      </w:r>
-      <w:proofErr w:type="spellEnd"/>
-      <w:r>
-        <w:rPr>
-          <w:rFonts w:ascii="Consolas" w:hAnsi="Consolas"/>
-          <w:sz w:val="17"/>
-          <w:shd w:val="clear" w:color="auto" w:fill="F3F0E8"/>
-          <w:lang w:val="pt-BR"/>
-        </w:rPr>
-        <w:t xml:space="preserve"> TRUTH = {</w:t>
+      </w:pPr>
+      <w:r>
+        <w:rPr>
+          <w:rFonts w:ascii="Consolas" w:hAnsi="Consolas"/>
+          <w:sz w:val="17"/>
+          <w:shd w:val="clear" w:color="auto" w:fill="F3F0E8"/>
+        </w:rPr>
+        <w:t>const TRUTH = {</w:t>
       </w:r>
     </w:p>
     <w:p>
       <w:pPr>
         <w:spacing w:after="0"/>
         <w:ind w:left="567"/>
-        <w:rPr>
-          <w:lang w:val="pt-BR"/>
-        </w:rPr>
-      </w:pPr>
-      <w:r>
-        <w:rPr>
-          <w:rFonts w:ascii="Consolas" w:hAnsi="Consolas"/>
-          <w:sz w:val="17"/>
-          <w:shd w:val="clear" w:color="auto" w:fill="F3F0E8"/>
-          <w:lang w:val="pt-BR"/>
-        </w:rPr>
-        <w:t xml:space="preserve">  AND:  [0, 0, 0, 1],</w:t>
+      </w:pPr>
+      <w:r>
+        <w:rPr>
+          <w:rFonts w:ascii="Consolas" w:hAnsi="Consolas"/>
+          <w:sz w:val="17"/>
+          <w:shd w:val="clear" w:color="auto" w:fill="F3F0E8"/>
+        </w:rPr>
+        <w:t xml:space="preserve">  AND</w:t>
+      </w:r>
+      <w:proofErr w:type="gramStart"/>
+      <w:r>
+        <w:rPr>
+          <w:rFonts w:ascii="Consolas" w:hAnsi="Consolas"/>
+          <w:sz w:val="17"/>
+          <w:shd w:val="clear" w:color="auto" w:fill="F3F0E8"/>
+        </w:rPr>
+        <w:t>:  [</w:t>
+      </w:r>
+      <w:proofErr w:type="gramEnd"/>
+      <w:r>
+        <w:rPr>
+          <w:rFonts w:ascii="Consolas" w:hAnsi="Consolas"/>
+          <w:sz w:val="17"/>
+          <w:shd w:val="clear" w:color="auto" w:fill="F3F0E8"/>
+        </w:rPr>
+        <w:t>0, 0, 0, 1],</w:t>
       </w:r>
     </w:p>
     <w:p>
       <w:pPr>
         <w:spacing w:after="0"/>
         <w:ind w:left="567"/>
-        <w:rPr>
-          <w:lang w:val="pt-BR"/>
-        </w:rPr>
-      </w:pPr>
-      <w:r>
-        <w:rPr>
-          <w:rFonts w:ascii="Consolas" w:hAnsi="Consolas"/>
-          <w:sz w:val="17"/>
-          <w:shd w:val="clear" w:color="auto" w:fill="F3F0E8"/>
-          <w:lang w:val="pt-BR"/>
-        </w:rPr>
-        <w:t xml:space="preserve">  OR:   [0, 1, 1, 1],</w:t>
+      </w:pPr>
+      <w:r>
+        <w:rPr>
+          <w:rFonts w:ascii="Consolas" w:hAnsi="Consolas"/>
+          <w:sz w:val="17"/>
+          <w:shd w:val="clear" w:color="auto" w:fill="F3F0E8"/>
+        </w:rPr>
+        <w:t xml:space="preserve">  OR:</w:t>
+      </w:r>
+      <w:proofErr w:type="gramStart"/>
+      <w:r>
+        <w:rPr>
+          <w:rFonts w:ascii="Consolas" w:hAnsi="Consolas"/>
+          <w:sz w:val="17"/>
+          <w:shd w:val="clear" w:color="auto" w:fill="F3F0E8"/>
+        </w:rPr>
+        <w:t xml:space="preserve">   [</w:t>
+      </w:r>
+      <w:proofErr w:type="gramEnd"/>
+      <w:r>
+        <w:rPr>
+          <w:rFonts w:ascii="Consolas" w:hAnsi="Consolas"/>
+          <w:sz w:val="17"/>
+          <w:shd w:val="clear" w:color="auto" w:fill="F3F0E8"/>
+        </w:rPr>
+        <w:t>0, 1, 1, 1],</w:t>
       </w:r>
     </w:p>
     <w:p>
       <w:pPr>
         <w:spacing w:after="0"/>
         <w:ind w:left="567"/>
-        <w:rPr>
-          <w:lang w:val="pt-BR"/>
-        </w:rPr>
-      </w:pPr>
-      <w:r>
-        <w:rPr>
-          <w:rFonts w:ascii="Consolas" w:hAnsi="Consolas"/>
-          <w:sz w:val="17"/>
-          <w:shd w:val="clear" w:color="auto" w:fill="F3F0E8"/>
-          <w:lang w:val="pt-BR"/>
-        </w:rPr>
-        <w:t xml:space="preserve">  XOR:  [0, 1, 1, 0],</w:t>
+      </w:pPr>
+      <w:r>
+        <w:rPr>
+          <w:rFonts w:ascii="Consolas" w:hAnsi="Consolas"/>
+          <w:sz w:val="17"/>
+          <w:shd w:val="clear" w:color="auto" w:fill="F3F0E8"/>
+        </w:rPr>
+        <w:t xml:space="preserve">  XOR</w:t>
+      </w:r>
+      <w:proofErr w:type="gramStart"/>
+      <w:r>
+        <w:rPr>
+          <w:rFonts w:ascii="Consolas" w:hAnsi="Consolas"/>
+          <w:sz w:val="17"/>
+          <w:shd w:val="clear" w:color="auto" w:fill="F3F0E8"/>
+        </w:rPr>
+        <w:t>:  [</w:t>
+      </w:r>
+      <w:proofErr w:type="gramEnd"/>
+      <w:r>
+        <w:rPr>
+          <w:rFonts w:ascii="Consolas" w:hAnsi="Consolas"/>
+          <w:sz w:val="17"/>
+          <w:shd w:val="clear" w:color="auto" w:fill="F3F0E8"/>
+        </w:rPr>
+        <w:t>0, 1, 1, 0],</w:t>
       </w:r>
     </w:p>
     <w:p>
@@ -1158,9 +1654,37 @@
           <w:rFonts w:ascii="Consolas" w:hAnsi="Consolas"/>
           <w:sz w:val="17"/>
           <w:shd w:val="clear" w:color="auto" w:fill="F3F0E8"/>
-          <w:lang w:val="pt-BR"/>
-        </w:rPr>
-        <w:t xml:space="preserve">  NOT:  [1, 1, 0, 0],</w:t>
+        </w:rPr>
+        <w:t xml:space="preserve">  </w:t>
+      </w:r>
+      <w:r>
+        <w:rPr>
+          <w:rFonts w:ascii="Consolas" w:hAnsi="Consolas"/>
+          <w:sz w:val="17"/>
+          <w:shd w:val="clear" w:color="auto" w:fill="F3F0E8"/>
+          <w:lang w:val="pt-BR"/>
+        </w:rPr>
+        <w:t>NOT</w:t>
+      </w:r>
+      <w:proofErr w:type="gramStart"/>
+      <w:r>
+        <w:rPr>
+          <w:rFonts w:ascii="Consolas" w:hAnsi="Consolas"/>
+          <w:sz w:val="17"/>
+          <w:shd w:val="clear" w:color="auto" w:fill="F3F0E8"/>
+          <w:lang w:val="pt-BR"/>
+        </w:rPr>
+        <w:t>:  [</w:t>
+      </w:r>
+      <w:proofErr w:type="gramEnd"/>
+      <w:r>
+        <w:rPr>
+          <w:rFonts w:ascii="Consolas" w:hAnsi="Consolas"/>
+          <w:sz w:val="17"/>
+          <w:shd w:val="clear" w:color="auto" w:fill="F3F0E8"/>
+          <w:lang w:val="pt-BR"/>
+        </w:rPr>
+        <w:t>1, 1, 0, 0],</w:t>
       </w:r>
     </w:p>
     <w:p>
@@ -1196,7 +1720,27 @@
           <w:shd w:val="clear" w:color="auto" w:fill="F3F0E8"/>
           <w:lang w:val="pt-BR"/>
         </w:rPr>
-        <w:t xml:space="preserve">  NOR:  [1, 0, 0, 0],</w:t>
+        <w:t xml:space="preserve">  NOR</w:t>
+      </w:r>
+      <w:proofErr w:type="gramStart"/>
+      <w:r>
+        <w:rPr>
+          <w:rFonts w:ascii="Consolas" w:hAnsi="Consolas"/>
+          <w:sz w:val="17"/>
+          <w:shd w:val="clear" w:color="auto" w:fill="F3F0E8"/>
+          <w:lang w:val="pt-BR"/>
+        </w:rPr>
+        <w:t>:  [</w:t>
+      </w:r>
+      <w:proofErr w:type="gramEnd"/>
+      <w:r>
+        <w:rPr>
+          <w:rFonts w:ascii="Consolas" w:hAnsi="Consolas"/>
+          <w:sz w:val="17"/>
+          <w:shd w:val="clear" w:color="auto" w:fill="F3F0E8"/>
+          <w:lang w:val="pt-BR"/>
+        </w:rPr>
+        <w:t>1, 0, 0, 0],</w:t>
       </w:r>
     </w:p>
     <w:p>
@@ -2699,6 +3243,7 @@
         <w:t xml:space="preserve">function </w:t>
       </w:r>
       <w:proofErr w:type="spellStart"/>
+      <w:proofErr w:type="gramStart"/>
       <w:r>
         <w:rPr>
           <w:rFonts w:ascii="Consolas" w:hAnsi="Consolas"/>
@@ -2714,7 +3259,16 @@
           <w:sz w:val="17"/>
           <w:shd w:val="clear" w:color="auto" w:fill="F3F0E8"/>
         </w:rPr>
-        <w:t>() {</w:t>
+        <w:t>(</w:t>
+      </w:r>
+      <w:proofErr w:type="gramEnd"/>
+      <w:r>
+        <w:rPr>
+          <w:rFonts w:ascii="Consolas" w:hAnsi="Consolas"/>
+          <w:sz w:val="17"/>
+          <w:shd w:val="clear" w:color="auto" w:fill="F3F0E8"/>
+        </w:rPr>
+        <w:t>) {</w:t>
       </w:r>
     </w:p>
     <w:p>
@@ -2728,7 +3282,43 @@
           <w:sz w:val="17"/>
           <w:shd w:val="clear" w:color="auto" w:fill="F3F0E8"/>
         </w:rPr>
-        <w:t xml:space="preserve">  return TRUTH[game.op][game.A * 2 + game.B];</w:t>
+        <w:t xml:space="preserve">  return </w:t>
+      </w:r>
+      <w:proofErr w:type="gramStart"/>
+      <w:r>
+        <w:rPr>
+          <w:rFonts w:ascii="Consolas" w:hAnsi="Consolas"/>
+          <w:sz w:val="17"/>
+          <w:shd w:val="clear" w:color="auto" w:fill="F3F0E8"/>
+        </w:rPr>
+        <w:t>TRUTH[game.op][game.A</w:t>
+      </w:r>
+      <w:proofErr w:type="gramEnd"/>
+      <w:r>
+        <w:rPr>
+          <w:rFonts w:ascii="Consolas" w:hAnsi="Consolas"/>
+          <w:sz w:val="17"/>
+          <w:shd w:val="clear" w:color="auto" w:fill="F3F0E8"/>
+        </w:rPr>
+        <w:t xml:space="preserve"> * 2 + </w:t>
+      </w:r>
+      <w:proofErr w:type="gramStart"/>
+      <w:r>
+        <w:rPr>
+          <w:rFonts w:ascii="Consolas" w:hAnsi="Consolas"/>
+          <w:sz w:val="17"/>
+          <w:shd w:val="clear" w:color="auto" w:fill="F3F0E8"/>
+        </w:rPr>
+        <w:t>game.B</w:t>
+      </w:r>
+      <w:proofErr w:type="gramEnd"/>
+      <w:r>
+        <w:rPr>
+          <w:rFonts w:ascii="Consolas" w:hAnsi="Consolas"/>
+          <w:sz w:val="17"/>
+          <w:shd w:val="clear" w:color="auto" w:fill="F3F0E8"/>
+        </w:rPr>
+        <w:t>];</w:t>
       </w:r>
     </w:p>
     <w:p>
@@ -2790,6 +3380,7 @@
         <w:t xml:space="preserve">function </w:t>
       </w:r>
       <w:proofErr w:type="spellStart"/>
+      <w:proofErr w:type="gramStart"/>
       <w:r>
         <w:rPr>
           <w:rFonts w:ascii="Consolas" w:hAnsi="Consolas"/>
@@ -2805,7 +3396,16 @@
           <w:sz w:val="17"/>
           <w:shd w:val="clear" w:color="auto" w:fill="F3F0E8"/>
         </w:rPr>
-        <w:t>() {</w:t>
+        <w:t>(</w:t>
+      </w:r>
+      <w:proofErr w:type="gramEnd"/>
+      <w:r>
+        <w:rPr>
+          <w:rFonts w:ascii="Consolas" w:hAnsi="Consolas"/>
+          <w:sz w:val="17"/>
+          <w:shd w:val="clear" w:color="auto" w:fill="F3F0E8"/>
+        </w:rPr>
+        <w:t>) {</w:t>
       </w:r>
     </w:p>
     <w:p>
@@ -2819,7 +3419,25 @@
           <w:sz w:val="17"/>
           <w:shd w:val="clear" w:color="auto" w:fill="F3F0E8"/>
         </w:rPr>
-        <w:t xml:space="preserve">  const on = !!currentSignal();</w:t>
+        <w:t xml:space="preserve">  const on = !!</w:t>
+      </w:r>
+      <w:proofErr w:type="gramStart"/>
+      <w:r>
+        <w:rPr>
+          <w:rFonts w:ascii="Consolas" w:hAnsi="Consolas"/>
+          <w:sz w:val="17"/>
+          <w:shd w:val="clear" w:color="auto" w:fill="F3F0E8"/>
+        </w:rPr>
+        <w:t>currentSignal(</w:t>
+      </w:r>
+      <w:proofErr w:type="gramEnd"/>
+      <w:r>
+        <w:rPr>
+          <w:rFonts w:ascii="Consolas" w:hAnsi="Consolas"/>
+          <w:sz w:val="17"/>
+          <w:shd w:val="clear" w:color="auto" w:fill="F3F0E8"/>
+        </w:rPr>
+        <w:t>);</w:t>
       </w:r>
     </w:p>
     <w:p>
@@ -2833,7 +3451,25 @@
           <w:sz w:val="17"/>
           <w:shd w:val="clear" w:color="auto" w:fill="F3F0E8"/>
         </w:rPr>
-        <w:t xml:space="preserve">  signalOrb.classList.toggle('on', on);</w:t>
+        <w:t xml:space="preserve">  </w:t>
+      </w:r>
+      <w:proofErr w:type="gramStart"/>
+      <w:r>
+        <w:rPr>
+          <w:rFonts w:ascii="Consolas" w:hAnsi="Consolas"/>
+          <w:sz w:val="17"/>
+          <w:shd w:val="clear" w:color="auto" w:fill="F3F0E8"/>
+        </w:rPr>
+        <w:t>signalOrb.classList.toggle</w:t>
+      </w:r>
+      <w:proofErr w:type="gramEnd"/>
+      <w:r>
+        <w:rPr>
+          <w:rFonts w:ascii="Consolas" w:hAnsi="Consolas"/>
+          <w:sz w:val="17"/>
+          <w:shd w:val="clear" w:color="auto" w:fill="F3F0E8"/>
+        </w:rPr>
+        <w:t>('on', on);</w:t>
       </w:r>
     </w:p>
     <w:p>
@@ -2873,6 +3509,7 @@
         <w:t xml:space="preserve"> = </w:t>
       </w:r>
       <w:proofErr w:type="spellStart"/>
+      <w:proofErr w:type="gramStart"/>
       <w:r>
         <w:rPr>
           <w:rFonts w:ascii="Consolas" w:hAnsi="Consolas"/>
@@ -2890,7 +3527,37 @@
           <w:shd w:val="clear" w:color="auto" w:fill="F3F0E8"/>
           <w:lang w:val="pt-BR"/>
         </w:rPr>
-        <w:t xml:space="preserve"> ? 'Ativo' : 'Inativo';</w:t>
+        <w:t xml:space="preserve"> ?</w:t>
+      </w:r>
+      <w:proofErr w:type="gramEnd"/>
+      <w:r>
+        <w:rPr>
+          <w:rFonts w:ascii="Consolas" w:hAnsi="Consolas"/>
+          <w:sz w:val="17"/>
+          <w:shd w:val="clear" w:color="auto" w:fill="F3F0E8"/>
+          <w:lang w:val="pt-BR"/>
+        </w:rPr>
+        <w:t xml:space="preserve"> 'Ativo</w:t>
+      </w:r>
+      <w:proofErr w:type="gramStart"/>
+      <w:r>
+        <w:rPr>
+          <w:rFonts w:ascii="Consolas" w:hAnsi="Consolas"/>
+          <w:sz w:val="17"/>
+          <w:shd w:val="clear" w:color="auto" w:fill="F3F0E8"/>
+          <w:lang w:val="pt-BR"/>
+        </w:rPr>
+        <w:t>' :</w:t>
+      </w:r>
+      <w:proofErr w:type="gramEnd"/>
+      <w:r>
+        <w:rPr>
+          <w:rFonts w:ascii="Consolas" w:hAnsi="Consolas"/>
+          <w:sz w:val="17"/>
+          <w:shd w:val="clear" w:color="auto" w:fill="F3F0E8"/>
+          <w:lang w:val="pt-BR"/>
+        </w:rPr>
+        <w:t xml:space="preserve"> 'Inativo';</w:t>
       </w:r>
     </w:p>
     <w:p>
@@ -2967,8 +3634,18 @@
           <w:sz w:val="17"/>
           <w:shd w:val="clear" w:color="auto" w:fill="F3F0E8"/>
         </w:rPr>
-        <w:t>(which) {</w:t>
-      </w:r>
+        <w:t>(</w:t>
+      </w:r>
+      <w:proofErr w:type="gramStart"/>
+      <w:r>
+        <w:rPr>
+          <w:rFonts w:ascii="Consolas" w:hAnsi="Consolas"/>
+          <w:sz w:val="17"/>
+          <w:shd w:val="clear" w:color="auto" w:fill="F3F0E8"/>
+        </w:rPr>
+        <w:t>which) {</w:t>
+      </w:r>
+      <w:proofErr w:type="gramEnd"/>
     </w:p>
     <w:p>
       <w:pPr>
@@ -2984,16 +3661,65 @@
           <w:sz w:val="17"/>
           <w:shd w:val="clear" w:color="auto" w:fill="F3F0E8"/>
         </w:rPr>
-        <w:t xml:space="preserve">  game[which] = game[which] ? </w:t>
-      </w:r>
-      <w:r>
-        <w:rPr>
-          <w:rFonts w:ascii="Consolas" w:hAnsi="Consolas"/>
-          <w:sz w:val="17"/>
-          <w:shd w:val="clear" w:color="auto" w:fill="F3F0E8"/>
-          <w:lang w:val="pt-BR"/>
-        </w:rPr>
-        <w:t>0 : 1;   // inverte o bit</w:t>
+        <w:t xml:space="preserve">  game[which] = game[which</w:t>
+      </w:r>
+      <w:proofErr w:type="gramStart"/>
+      <w:r>
+        <w:rPr>
+          <w:rFonts w:ascii="Consolas" w:hAnsi="Consolas"/>
+          <w:sz w:val="17"/>
+          <w:shd w:val="clear" w:color="auto" w:fill="F3F0E8"/>
+        </w:rPr>
+        <w:t>] ?</w:t>
+      </w:r>
+      <w:proofErr w:type="gramEnd"/>
+      <w:r>
+        <w:rPr>
+          <w:rFonts w:ascii="Consolas" w:hAnsi="Consolas"/>
+          <w:sz w:val="17"/>
+          <w:shd w:val="clear" w:color="auto" w:fill="F3F0E8"/>
+        </w:rPr>
+        <w:t xml:space="preserve"> </w:t>
+      </w:r>
+      <w:proofErr w:type="gramStart"/>
+      <w:r>
+        <w:rPr>
+          <w:rFonts w:ascii="Consolas" w:hAnsi="Consolas"/>
+          <w:sz w:val="17"/>
+          <w:shd w:val="clear" w:color="auto" w:fill="F3F0E8"/>
+          <w:lang w:val="pt-BR"/>
+        </w:rPr>
+        <w:t>0 :</w:t>
+      </w:r>
+      <w:proofErr w:type="gramEnd"/>
+      <w:r>
+        <w:rPr>
+          <w:rFonts w:ascii="Consolas" w:hAnsi="Consolas"/>
+          <w:sz w:val="17"/>
+          <w:shd w:val="clear" w:color="auto" w:fill="F3F0E8"/>
+          <w:lang w:val="pt-BR"/>
+        </w:rPr>
+        <w:t xml:space="preserve"> </w:t>
+      </w:r>
+      <w:proofErr w:type="gramStart"/>
+      <w:r>
+        <w:rPr>
+          <w:rFonts w:ascii="Consolas" w:hAnsi="Consolas"/>
+          <w:sz w:val="17"/>
+          <w:shd w:val="clear" w:color="auto" w:fill="F3F0E8"/>
+          <w:lang w:val="pt-BR"/>
+        </w:rPr>
+        <w:t xml:space="preserve">1;   </w:t>
+      </w:r>
+      <w:proofErr w:type="gramEnd"/>
+      <w:r>
+        <w:rPr>
+          <w:rFonts w:ascii="Consolas" w:hAnsi="Consolas"/>
+          <w:sz w:val="17"/>
+          <w:shd w:val="clear" w:color="auto" w:fill="F3F0E8"/>
+          <w:lang w:val="pt-BR"/>
+        </w:rPr>
+        <w:t>// inverte o bit</w:t>
       </w:r>
     </w:p>
     <w:p>
@@ -3014,6 +3740,7 @@
         <w:t xml:space="preserve">  </w:t>
       </w:r>
       <w:proofErr w:type="spellStart"/>
+      <w:proofErr w:type="gramStart"/>
       <w:r>
         <w:rPr>
           <w:rFonts w:ascii="Consolas" w:hAnsi="Consolas"/>
@@ -3031,7 +3758,17 @@
           <w:shd w:val="clear" w:color="auto" w:fill="F3F0E8"/>
           <w:lang w:val="pt-BR"/>
         </w:rPr>
-        <w:t>();                       // recalcula a saída</w:t>
+        <w:t xml:space="preserve">();   </w:t>
+      </w:r>
+      <w:proofErr w:type="gramEnd"/>
+      <w:r>
+        <w:rPr>
+          <w:rFonts w:ascii="Consolas" w:hAnsi="Consolas"/>
+          <w:sz w:val="17"/>
+          <w:shd w:val="clear" w:color="auto" w:fill="F3F0E8"/>
+          <w:lang w:val="pt-BR"/>
+        </w:rPr>
+        <w:t xml:space="preserve">                    // recalcula a saída</w:t>
       </w:r>
     </w:p>
     <w:p>
@@ -15137,6 +15874,41 @@
       </w:tcPr>
     </w:tblStylePr>
   </w:style>
+  <w:style w:type="character" w:styleId="Hyperlink">
+    <w:name w:val="Hyperlink"/>
+    <w:basedOn w:val="Fontepargpadro"/>
+    <w:uiPriority w:val="99"/>
+    <w:unhideWhenUsed/>
+    <w:rsid w:val="00187772"/>
+    <w:rPr>
+      <w:color w:val="0000FF" w:themeColor="hyperlink"/>
+      <w:u w:val="single"/>
+    </w:rPr>
+  </w:style>
+  <w:style w:type="character" w:styleId="MenoPendente">
+    <w:name w:val="Unresolved Mention"/>
+    <w:basedOn w:val="Fontepargpadro"/>
+    <w:uiPriority w:val="99"/>
+    <w:semiHidden/>
+    <w:unhideWhenUsed/>
+    <w:rsid w:val="00187772"/>
+    <w:rPr>
+      <w:color w:val="605E5C"/>
+      <w:shd w:val="clear" w:color="auto" w:fill="E1DFDD"/>
+    </w:rPr>
+  </w:style>
+  <w:style w:type="character" w:styleId="HiperlinkVisitado">
+    <w:name w:val="FollowedHyperlink"/>
+    <w:basedOn w:val="Fontepargpadro"/>
+    <w:uiPriority w:val="99"/>
+    <w:semiHidden/>
+    <w:unhideWhenUsed/>
+    <w:rsid w:val="00187772"/>
+    <w:rPr>
+      <w:color w:val="800080" w:themeColor="followedHyperlink"/>
+      <w:u w:val="single"/>
+    </w:rPr>
+  </w:style>
 </w:styles>
 </file>
 
